--- a/Atividade 04-09-2025 IoT- Giovani_Lenoir.docx
+++ b/Atividade 04-09-2025 IoT- Giovani_Lenoir.docx
@@ -207,98 +207,220 @@
       </w:r>
       <w:r>
         <w:br/>
+      </w:r>
+      <w:r>
+        <w:rPr>
+          <w:b/>
+          <w:bCs/>
+          <w:u w:val="single"/>
+        </w:rPr>
         <w:t xml:space="preserve">a) A </w:t>
       </w:r>
       <w:proofErr w:type="spellStart"/>
       <w:r>
+        <w:rPr>
+          <w:b/>
+          <w:bCs/>
+          <w:u w:val="single"/>
+        </w:rPr>
         <w:t>compilada</w:t>
       </w:r>
       <w:proofErr w:type="spellEnd"/>
       <w:r>
+        <w:rPr>
+          <w:b/>
+          <w:bCs/>
+          <w:u w:val="single"/>
+        </w:rPr>
         <w:t xml:space="preserve"> é </w:t>
       </w:r>
       <w:proofErr w:type="spellStart"/>
       <w:r>
+        <w:rPr>
+          <w:b/>
+          <w:bCs/>
+          <w:u w:val="single"/>
+        </w:rPr>
         <w:t>traduzida</w:t>
       </w:r>
       <w:proofErr w:type="spellEnd"/>
       <w:r>
+        <w:rPr>
+          <w:b/>
+          <w:bCs/>
+          <w:u w:val="single"/>
+        </w:rPr>
         <w:t xml:space="preserve"> para </w:t>
       </w:r>
       <w:proofErr w:type="spellStart"/>
       <w:r>
+        <w:rPr>
+          <w:b/>
+          <w:bCs/>
+          <w:u w:val="single"/>
+        </w:rPr>
         <w:t>código</w:t>
       </w:r>
       <w:proofErr w:type="spellEnd"/>
       <w:r>
+        <w:rPr>
+          <w:b/>
+          <w:bCs/>
+          <w:u w:val="single"/>
+        </w:rPr>
         <w:t xml:space="preserve"> de </w:t>
       </w:r>
       <w:proofErr w:type="spellStart"/>
       <w:r>
+        <w:rPr>
+          <w:b/>
+          <w:bCs/>
+          <w:u w:val="single"/>
+        </w:rPr>
         <w:t>máquina</w:t>
       </w:r>
       <w:proofErr w:type="spellEnd"/>
       <w:r>
+        <w:rPr>
+          <w:b/>
+          <w:bCs/>
+          <w:u w:val="single"/>
+        </w:rPr>
         <w:t xml:space="preserve"> antes da </w:t>
       </w:r>
       <w:proofErr w:type="spellStart"/>
       <w:r>
+        <w:rPr>
+          <w:b/>
+          <w:bCs/>
+          <w:u w:val="single"/>
+        </w:rPr>
         <w:t>execução</w:t>
       </w:r>
       <w:proofErr w:type="spellEnd"/>
       <w:r>
+        <w:rPr>
+          <w:b/>
+          <w:bCs/>
+          <w:u w:val="single"/>
+        </w:rPr>
         <w:t xml:space="preserve">, </w:t>
       </w:r>
       <w:proofErr w:type="gramStart"/>
       <w:r>
+        <w:rPr>
+          <w:b/>
+          <w:bCs/>
+          <w:u w:val="single"/>
+        </w:rPr>
         <w:t>a</w:t>
       </w:r>
       <w:proofErr w:type="gramEnd"/>
       <w:r>
+        <w:rPr>
+          <w:b/>
+          <w:bCs/>
+          <w:u w:val="single"/>
+        </w:rPr>
         <w:t xml:space="preserve"> </w:t>
       </w:r>
       <w:proofErr w:type="spellStart"/>
       <w:r>
+        <w:rPr>
+          <w:b/>
+          <w:bCs/>
+          <w:u w:val="single"/>
+        </w:rPr>
         <w:t>interpretada</w:t>
       </w:r>
       <w:proofErr w:type="spellEnd"/>
       <w:r>
+        <w:rPr>
+          <w:b/>
+          <w:bCs/>
+          <w:u w:val="single"/>
+        </w:rPr>
         <w:t xml:space="preserve"> é </w:t>
       </w:r>
       <w:proofErr w:type="spellStart"/>
       <w:r>
+        <w:rPr>
+          <w:b/>
+          <w:bCs/>
+          <w:u w:val="single"/>
+        </w:rPr>
         <w:t>executada</w:t>
       </w:r>
       <w:proofErr w:type="spellEnd"/>
       <w:r>
+        <w:rPr>
+          <w:b/>
+          <w:bCs/>
+          <w:u w:val="single"/>
+        </w:rPr>
         <w:t xml:space="preserve"> </w:t>
       </w:r>
       <w:proofErr w:type="spellStart"/>
       <w:r>
+        <w:rPr>
+          <w:b/>
+          <w:bCs/>
+          <w:u w:val="single"/>
+        </w:rPr>
         <w:t>linha</w:t>
       </w:r>
       <w:proofErr w:type="spellEnd"/>
       <w:r>
+        <w:rPr>
+          <w:b/>
+          <w:bCs/>
+          <w:u w:val="single"/>
+        </w:rPr>
         <w:t xml:space="preserve"> </w:t>
       </w:r>
       <w:proofErr w:type="spellStart"/>
       <w:r>
+        <w:rPr>
+          <w:b/>
+          <w:bCs/>
+          <w:u w:val="single"/>
+        </w:rPr>
         <w:t>por</w:t>
       </w:r>
       <w:proofErr w:type="spellEnd"/>
       <w:r>
+        <w:rPr>
+          <w:b/>
+          <w:bCs/>
+          <w:u w:val="single"/>
+        </w:rPr>
         <w:t xml:space="preserve"> </w:t>
       </w:r>
       <w:proofErr w:type="spellStart"/>
       <w:r>
+        <w:rPr>
+          <w:b/>
+          <w:bCs/>
+          <w:u w:val="single"/>
+        </w:rPr>
         <w:t>linha</w:t>
       </w:r>
       <w:proofErr w:type="spellEnd"/>
       <w:r>
+        <w:rPr>
+          <w:b/>
+          <w:bCs/>
+          <w:u w:val="single"/>
+        </w:rPr>
         <w:t>.</w:t>
       </w:r>
       <w:r>
+        <w:rPr>
+          <w:u w:val="single"/>
+        </w:rPr>
         <w:br/>
+      </w:r>
+      <w:r>
         <w:t xml:space="preserve">b) A </w:t>
       </w:r>
       <w:proofErr w:type="spellStart"/>
@@ -566,26 +688,60 @@
       </w:r>
       <w:r>
         <w:br/>
+      </w:r>
+      <w:r>
+        <w:rPr>
+          <w:b/>
+          <w:bCs/>
+          <w:u w:val="single"/>
+        </w:rPr>
         <w:t xml:space="preserve">b) </w:t>
       </w:r>
       <w:proofErr w:type="spellStart"/>
       <w:r>
+        <w:rPr>
+          <w:b/>
+          <w:bCs/>
+          <w:u w:val="single"/>
+        </w:rPr>
         <w:t>Compiladas</w:t>
       </w:r>
       <w:proofErr w:type="spellEnd"/>
       <w:r>
+        <w:rPr>
+          <w:b/>
+          <w:bCs/>
+          <w:u w:val="single"/>
+        </w:rPr>
         <w:t xml:space="preserve">: C e C++ / </w:t>
       </w:r>
       <w:proofErr w:type="spellStart"/>
       <w:r>
+        <w:rPr>
+          <w:b/>
+          <w:bCs/>
+          <w:u w:val="single"/>
+        </w:rPr>
         <w:t>Interpretadas</w:t>
       </w:r>
       <w:proofErr w:type="spellEnd"/>
       <w:r>
+        <w:rPr>
+          <w:b/>
+          <w:bCs/>
+          <w:u w:val="single"/>
+        </w:rPr>
         <w:t>: Python e JavaScript</w:t>
       </w:r>
       <w:r>
+        <w:rPr>
+          <w:b/>
+          <w:bCs/>
+          <w:u w:val="single"/>
+        </w:rPr>
         <w:br/>
+      </w:r>
+      <w:r>
         <w:t xml:space="preserve">c) </w:t>
       </w:r>
       <w:proofErr w:type="spellStart"/>
@@ -641,7 +797,7 @@
         <w:t>: ___</w:t>
       </w:r>
       <w:r>
-        <w:t>A</w:t>
+        <w:t>B</w:t>
       </w:r>
       <w:r>
         <w:t>____</w:t>
@@ -796,34 +952,76 @@
       </w:r>
       <w:r>
         <w:br/>
+      </w:r>
+      <w:r>
+        <w:rPr>
+          <w:b/>
+          <w:bCs/>
+          <w:u w:val="single"/>
+        </w:rPr>
         <w:t xml:space="preserve">b) </w:t>
       </w:r>
       <w:proofErr w:type="spellStart"/>
       <w:r>
+        <w:rPr>
+          <w:b/>
+          <w:bCs/>
+          <w:u w:val="single"/>
+        </w:rPr>
         <w:t>Compilação</w:t>
       </w:r>
       <w:proofErr w:type="spellEnd"/>
       <w:r>
+        <w:rPr>
+          <w:b/>
+          <w:bCs/>
+          <w:u w:val="single"/>
+        </w:rPr>
         <w:t xml:space="preserve"> para </w:t>
       </w:r>
       <w:proofErr w:type="spellStart"/>
       <w:r>
+        <w:rPr>
+          <w:b/>
+          <w:bCs/>
+          <w:u w:val="single"/>
+        </w:rPr>
         <w:t>gerar</w:t>
       </w:r>
       <w:proofErr w:type="spellEnd"/>
       <w:r>
+        <w:rPr>
+          <w:b/>
+          <w:bCs/>
+          <w:u w:val="single"/>
+        </w:rPr>
         <w:t xml:space="preserve"> </w:t>
       </w:r>
       <w:proofErr w:type="spellStart"/>
       <w:r>
+        <w:rPr>
+          <w:b/>
+          <w:bCs/>
+          <w:u w:val="single"/>
+        </w:rPr>
         <w:t>código</w:t>
       </w:r>
       <w:proofErr w:type="spellEnd"/>
       <w:r>
+        <w:rPr>
+          <w:b/>
+          <w:bCs/>
+          <w:u w:val="single"/>
+        </w:rPr>
         <w:t xml:space="preserve"> </w:t>
       </w:r>
       <w:proofErr w:type="spellStart"/>
       <w:r>
+        <w:rPr>
+          <w:b/>
+          <w:bCs/>
+          <w:u w:val="single"/>
+        </w:rPr>
         <w:t>binário</w:t>
       </w:r>
       <w:proofErr w:type="spellEnd"/>
@@ -991,39 +1189,88 @@
       </w:r>
       <w:r>
         <w:br/>
+      </w:r>
+      <w:r>
+        <w:rPr>
+          <w:b/>
+          <w:bCs/>
+          <w:u w:val="single"/>
+        </w:rPr>
         <w:t xml:space="preserve">b) </w:t>
       </w:r>
       <w:proofErr w:type="spellStart"/>
       <w:r>
+        <w:rPr>
+          <w:b/>
+          <w:bCs/>
+          <w:u w:val="single"/>
+        </w:rPr>
         <w:t>Maior</w:t>
       </w:r>
       <w:proofErr w:type="spellEnd"/>
       <w:r>
+        <w:rPr>
+          <w:b/>
+          <w:bCs/>
+          <w:u w:val="single"/>
+        </w:rPr>
         <w:t xml:space="preserve"> </w:t>
       </w:r>
       <w:proofErr w:type="spellStart"/>
       <w:r>
+        <w:rPr>
+          <w:b/>
+          <w:bCs/>
+          <w:u w:val="single"/>
+        </w:rPr>
         <w:t>portabilidade</w:t>
       </w:r>
       <w:proofErr w:type="spellEnd"/>
       <w:r>
+        <w:rPr>
+          <w:b/>
+          <w:bCs/>
+          <w:u w:val="single"/>
+        </w:rPr>
         <w:t xml:space="preserve">, pois </w:t>
       </w:r>
       <w:proofErr w:type="spellStart"/>
       <w:r>
+        <w:rPr>
+          <w:b/>
+          <w:bCs/>
+          <w:u w:val="single"/>
+        </w:rPr>
         <w:t>dependem</w:t>
       </w:r>
       <w:proofErr w:type="spellEnd"/>
       <w:r>
+        <w:rPr>
+          <w:b/>
+          <w:bCs/>
+          <w:u w:val="single"/>
+        </w:rPr>
         <w:t xml:space="preserve"> de um </w:t>
       </w:r>
       <w:proofErr w:type="spellStart"/>
       <w:r>
+        <w:rPr>
+          <w:b/>
+          <w:bCs/>
+          <w:u w:val="single"/>
+        </w:rPr>
         <w:t>interpretador</w:t>
       </w:r>
       <w:proofErr w:type="spellEnd"/>
       <w:r>
+        <w:rPr>
+          <w:b/>
+          <w:bCs/>
+          <w:u w:val="single"/>
+        </w:rPr>
         <w:br/>
+      </w:r>
+      <w:r>
         <w:t xml:space="preserve">c) </w:t>
       </w:r>
       <w:proofErr w:type="spellStart"/>
@@ -1289,34 +1536,73 @@
       <w:proofErr w:type="spellEnd"/>
       <w:r>
         <w:br/>
+      </w:r>
+      <w:r>
+        <w:rPr>
+          <w:b/>
+          <w:bCs/>
+          <w:u w:val="single"/>
+        </w:rPr>
         <w:t xml:space="preserve">b) </w:t>
       </w:r>
       <w:proofErr w:type="spellStart"/>
       <w:r>
+        <w:rPr>
+          <w:b/>
+          <w:bCs/>
+          <w:u w:val="single"/>
+        </w:rPr>
         <w:t>Interpretada</w:t>
       </w:r>
       <w:proofErr w:type="spellEnd"/>
       <w:r>
+        <w:rPr>
+          <w:b/>
+          <w:bCs/>
+          <w:u w:val="single"/>
+        </w:rPr>
         <w:t xml:space="preserve">, pela </w:t>
       </w:r>
       <w:proofErr w:type="spellStart"/>
       <w:r>
+        <w:rPr>
+          <w:b/>
+          <w:bCs/>
+          <w:u w:val="single"/>
+        </w:rPr>
         <w:t>rapidez</w:t>
       </w:r>
       <w:proofErr w:type="spellEnd"/>
       <w:r>
+        <w:rPr>
+          <w:b/>
+          <w:bCs/>
+          <w:u w:val="single"/>
+        </w:rPr>
         <w:t xml:space="preserve"> no </w:t>
       </w:r>
       <w:proofErr w:type="spellStart"/>
       <w:r>
+        <w:rPr>
+          <w:b/>
+          <w:bCs/>
+          <w:u w:val="single"/>
+        </w:rPr>
         <w:t>desenvolvimento</w:t>
       </w:r>
       <w:proofErr w:type="spellEnd"/>
       <w:r>
+        <w:rPr>
+          <w:b/>
+          <w:bCs/>
+          <w:u w:val="single"/>
+        </w:rPr>
         <w:t xml:space="preserve"> e teste</w:t>
       </w:r>
       <w:r>
         <w:br/>
+      </w:r>
+      <w:r>
         <w:t xml:space="preserve">c) </w:t>
       </w:r>
       <w:proofErr w:type="spellStart"/>
@@ -1390,7 +1676,7 @@
         <w:t>: ___</w:t>
       </w:r>
       <w:r>
-        <w:t>A</w:t>
+        <w:t>B</w:t>
       </w:r>
       <w:r>
         <w:t>____</w:t>
@@ -1474,66 +1760,145 @@
       </w:r>
       <w:r>
         <w:br/>
+      </w:r>
+      <w:r>
+        <w:rPr>
+          <w:b/>
+          <w:bCs/>
+          <w:u w:val="single"/>
+        </w:rPr>
         <w:t xml:space="preserve">a) </w:t>
       </w:r>
       <w:proofErr w:type="spellStart"/>
       <w:r>
+        <w:rPr>
+          <w:b/>
+          <w:bCs/>
+          <w:u w:val="single"/>
+        </w:rPr>
         <w:t>Linguagens</w:t>
       </w:r>
       <w:proofErr w:type="spellEnd"/>
       <w:r>
+        <w:rPr>
+          <w:b/>
+          <w:bCs/>
+          <w:u w:val="single"/>
+        </w:rPr>
         <w:t xml:space="preserve"> </w:t>
       </w:r>
       <w:proofErr w:type="spellStart"/>
       <w:r>
+        <w:rPr>
+          <w:b/>
+          <w:bCs/>
+          <w:u w:val="single"/>
+        </w:rPr>
         <w:t>compiladas</w:t>
       </w:r>
       <w:proofErr w:type="spellEnd"/>
       <w:r>
+        <w:rPr>
+          <w:b/>
+          <w:bCs/>
+          <w:u w:val="single"/>
+        </w:rPr>
         <w:t xml:space="preserve"> </w:t>
       </w:r>
       <w:proofErr w:type="spellStart"/>
       <w:r>
+        <w:rPr>
+          <w:b/>
+          <w:bCs/>
+          <w:u w:val="single"/>
+        </w:rPr>
         <w:t>geralmente</w:t>
       </w:r>
       <w:proofErr w:type="spellEnd"/>
       <w:r>
+        <w:rPr>
+          <w:b/>
+          <w:bCs/>
+          <w:u w:val="single"/>
+        </w:rPr>
         <w:t xml:space="preserve"> </w:t>
       </w:r>
       <w:proofErr w:type="spellStart"/>
       <w:r>
+        <w:rPr>
+          <w:b/>
+          <w:bCs/>
+          <w:u w:val="single"/>
+        </w:rPr>
         <w:t>têm</w:t>
       </w:r>
       <w:proofErr w:type="spellEnd"/>
       <w:r>
+        <w:rPr>
+          <w:b/>
+          <w:bCs/>
+          <w:u w:val="single"/>
+        </w:rPr>
         <w:t xml:space="preserve"> </w:t>
       </w:r>
       <w:proofErr w:type="spellStart"/>
       <w:r>
+        <w:rPr>
+          <w:b/>
+          <w:bCs/>
+          <w:u w:val="single"/>
+        </w:rPr>
         <w:t>melhor</w:t>
       </w:r>
       <w:proofErr w:type="spellEnd"/>
       <w:r>
+        <w:rPr>
+          <w:b/>
+          <w:bCs/>
+          <w:u w:val="single"/>
+        </w:rPr>
         <w:t xml:space="preserve"> </w:t>
       </w:r>
       <w:proofErr w:type="spellStart"/>
       <w:r>
+        <w:rPr>
+          <w:b/>
+          <w:bCs/>
+          <w:u w:val="single"/>
+        </w:rPr>
         <w:t>desempenho</w:t>
       </w:r>
       <w:proofErr w:type="spellEnd"/>
       <w:r>
+        <w:rPr>
+          <w:b/>
+          <w:bCs/>
+          <w:u w:val="single"/>
+        </w:rPr>
         <w:t xml:space="preserve"> que </w:t>
       </w:r>
       <w:proofErr w:type="spellStart"/>
       <w:r>
+        <w:rPr>
+          <w:b/>
+          <w:bCs/>
+          <w:u w:val="single"/>
+        </w:rPr>
         <w:t>interpretadas</w:t>
       </w:r>
       <w:proofErr w:type="spellEnd"/>
       <w:r>
+        <w:rPr>
+          <w:b/>
+          <w:bCs/>
+          <w:u w:val="single"/>
+        </w:rPr>
         <w:t>.</w:t>
       </w:r>
       <w:r>
         <w:br/>
+      </w:r>
+      <w:r>
         <w:t xml:space="preserve">b) </w:t>
       </w:r>
       <w:proofErr w:type="spellStart"/>
@@ -1578,6 +1943,8 @@
       </w:r>
       <w:r>
         <w:br/>
+      </w:r>
+      <w:r>
         <w:t xml:space="preserve">c) </w:t>
       </w:r>
       <w:proofErr w:type="spellStart"/>
@@ -1698,7 +2065,7 @@
         <w:t>: ___</w:t>
       </w:r>
       <w:r>
-        <w:t>B</w:t>
+        <w:t>A</w:t>
       </w:r>
       <w:r>
         <w:t>____</w:t>
@@ -1826,66 +2193,150 @@
       </w:r>
       <w:r>
         <w:br/>
+      </w:r>
+      <w:r>
+        <w:rPr>
+          <w:b/>
+          <w:bCs/>
+          <w:u w:val="single"/>
+        </w:rPr>
         <w:t xml:space="preserve">b) O </w:t>
       </w:r>
       <w:proofErr w:type="spellStart"/>
       <w:r>
+        <w:rPr>
+          <w:b/>
+          <w:bCs/>
+          <w:u w:val="single"/>
+        </w:rPr>
         <w:t>código</w:t>
       </w:r>
       <w:proofErr w:type="spellEnd"/>
       <w:r>
+        <w:rPr>
+          <w:b/>
+          <w:bCs/>
+          <w:u w:val="single"/>
+        </w:rPr>
         <w:t xml:space="preserve"> é </w:t>
       </w:r>
       <w:proofErr w:type="spellStart"/>
       <w:r>
+        <w:rPr>
+          <w:b/>
+          <w:bCs/>
+          <w:u w:val="single"/>
+        </w:rPr>
         <w:t>compilado</w:t>
       </w:r>
       <w:proofErr w:type="spellEnd"/>
       <w:r>
+        <w:rPr>
+          <w:b/>
+          <w:bCs/>
+          <w:u w:val="single"/>
+        </w:rPr>
         <w:t xml:space="preserve"> </w:t>
       </w:r>
       <w:proofErr w:type="spellStart"/>
       <w:r>
+        <w:rPr>
+          <w:b/>
+          <w:bCs/>
+          <w:u w:val="single"/>
+        </w:rPr>
         <w:t>em</w:t>
       </w:r>
       <w:proofErr w:type="spellEnd"/>
       <w:r>
+        <w:rPr>
+          <w:b/>
+          <w:bCs/>
+          <w:u w:val="single"/>
+        </w:rPr>
         <w:t xml:space="preserve"> </w:t>
       </w:r>
       <w:proofErr w:type="spellStart"/>
       <w:r>
+        <w:rPr>
+          <w:b/>
+          <w:bCs/>
+          <w:u w:val="single"/>
+        </w:rPr>
         <w:t>binário</w:t>
       </w:r>
       <w:proofErr w:type="spellEnd"/>
       <w:r>
+        <w:rPr>
+          <w:b/>
+          <w:bCs/>
+          <w:u w:val="single"/>
+        </w:rPr>
         <w:t xml:space="preserve"> e </w:t>
       </w:r>
       <w:proofErr w:type="spellStart"/>
       <w:r>
+        <w:rPr>
+          <w:b/>
+          <w:bCs/>
+          <w:u w:val="single"/>
+        </w:rPr>
         <w:t>gravado</w:t>
       </w:r>
       <w:proofErr w:type="spellEnd"/>
       <w:r>
+        <w:rPr>
+          <w:b/>
+          <w:bCs/>
+          <w:u w:val="single"/>
+        </w:rPr>
         <w:t xml:space="preserve"> </w:t>
       </w:r>
       <w:proofErr w:type="spellStart"/>
       <w:r>
+        <w:rPr>
+          <w:b/>
+          <w:bCs/>
+          <w:u w:val="single"/>
+        </w:rPr>
         <w:t>na</w:t>
       </w:r>
       <w:proofErr w:type="spellEnd"/>
       <w:r>
+        <w:rPr>
+          <w:b/>
+          <w:bCs/>
+          <w:u w:val="single"/>
+        </w:rPr>
         <w:t xml:space="preserve"> </w:t>
       </w:r>
       <w:proofErr w:type="spellStart"/>
       <w:r>
+        <w:rPr>
+          <w:b/>
+          <w:bCs/>
+          <w:u w:val="single"/>
+        </w:rPr>
         <w:t>memória</w:t>
       </w:r>
       <w:proofErr w:type="spellEnd"/>
       <w:r>
+        <w:rPr>
+          <w:b/>
+          <w:bCs/>
+          <w:u w:val="single"/>
+        </w:rPr>
         <w:t xml:space="preserve"> do ESP32.</w:t>
       </w:r>
       <w:r>
+        <w:rPr>
+          <w:b/>
+          <w:bCs/>
+          <w:u w:val="single"/>
+        </w:rPr>
         <w:br/>
+      </w:r>
+      <w:r>
         <w:t xml:space="preserve">c) O </w:t>
       </w:r>
       <w:proofErr w:type="spellStart"/>
@@ -2133,42 +2584,96 @@
       <w:proofErr w:type="spellEnd"/>
       <w:r>
         <w:br/>
+      </w:r>
+      <w:r>
+        <w:rPr>
+          <w:b/>
+          <w:bCs/>
+          <w:u w:val="single"/>
+        </w:rPr>
         <w:t xml:space="preserve">b) </w:t>
       </w:r>
       <w:proofErr w:type="spellStart"/>
       <w:r>
+        <w:rPr>
+          <w:b/>
+          <w:bCs/>
+          <w:u w:val="single"/>
+        </w:rPr>
         <w:t>Interpretado</w:t>
       </w:r>
       <w:proofErr w:type="spellEnd"/>
       <w:r>
+        <w:rPr>
+          <w:b/>
+          <w:bCs/>
+          <w:u w:val="single"/>
+        </w:rPr>
         <w:t xml:space="preserve">, pois </w:t>
       </w:r>
       <w:proofErr w:type="spellStart"/>
       <w:r>
+        <w:rPr>
+          <w:b/>
+          <w:bCs/>
+          <w:u w:val="single"/>
+        </w:rPr>
         <w:t>depende</w:t>
       </w:r>
       <w:proofErr w:type="spellEnd"/>
       <w:r>
+        <w:rPr>
+          <w:b/>
+          <w:bCs/>
+          <w:u w:val="single"/>
+        </w:rPr>
         <w:t xml:space="preserve"> de um </w:t>
       </w:r>
       <w:proofErr w:type="spellStart"/>
       <w:r>
+        <w:rPr>
+          <w:b/>
+          <w:bCs/>
+          <w:u w:val="single"/>
+        </w:rPr>
         <w:t>ambiente</w:t>
       </w:r>
       <w:proofErr w:type="spellEnd"/>
       <w:r>
+        <w:rPr>
+          <w:b/>
+          <w:bCs/>
+          <w:u w:val="single"/>
+        </w:rPr>
         <w:t xml:space="preserve"> de </w:t>
       </w:r>
       <w:proofErr w:type="spellStart"/>
       <w:r>
+        <w:rPr>
+          <w:b/>
+          <w:bCs/>
+          <w:u w:val="single"/>
+        </w:rPr>
         <w:t>execução</w:t>
       </w:r>
       <w:proofErr w:type="spellEnd"/>
       <w:r>
+        <w:rPr>
+          <w:b/>
+          <w:bCs/>
+          <w:u w:val="single"/>
+        </w:rPr>
         <w:t xml:space="preserve"> (Node.js)</w:t>
       </w:r>
       <w:r>
+        <w:rPr>
+          <w:b/>
+          <w:bCs/>
+          <w:u w:val="single"/>
+        </w:rPr>
         <w:br/>
+      </w:r>
+      <w:r>
         <w:t xml:space="preserve">c) </w:t>
       </w:r>
       <w:proofErr w:type="spellStart"/>
@@ -2474,18 +2979,40 @@
       <w:proofErr w:type="spellEnd"/>
       <w:r>
         <w:br/>
+      </w:r>
+      <w:r>
+        <w:rPr>
+          <w:b/>
+          <w:bCs/>
+          <w:u w:val="single"/>
+        </w:rPr>
         <w:t xml:space="preserve">b) </w:t>
       </w:r>
       <w:proofErr w:type="spellStart"/>
       <w:r>
+        <w:rPr>
+          <w:b/>
+          <w:bCs/>
+          <w:u w:val="single"/>
+        </w:rPr>
         <w:t>Linguagem</w:t>
       </w:r>
       <w:proofErr w:type="spellEnd"/>
       <w:r>
+        <w:rPr>
+          <w:b/>
+          <w:bCs/>
+          <w:u w:val="single"/>
+        </w:rPr>
         <w:t xml:space="preserve"> </w:t>
       </w:r>
       <w:proofErr w:type="spellStart"/>
       <w:r>
+        <w:rPr>
+          <w:b/>
+          <w:bCs/>
+          <w:u w:val="single"/>
+        </w:rPr>
         <w:t>interpretada</w:t>
       </w:r>
       <w:proofErr w:type="spellEnd"/>
@@ -2701,6 +3228,8 @@
       <w:proofErr w:type="spellEnd"/>
       <w:r>
         <w:br/>
+      </w:r>
+      <w:r>
         <w:t xml:space="preserve">b) Ambos </w:t>
       </w:r>
       <w:proofErr w:type="spellStart"/>
@@ -2734,50 +3263,112 @@
       <w:proofErr w:type="spellEnd"/>
       <w:r>
         <w:br/>
+      </w:r>
+      <w:r>
+        <w:rPr>
+          <w:b/>
+          <w:bCs/>
+          <w:u w:val="single"/>
+        </w:rPr>
         <w:t xml:space="preserve">c) O ESP32 </w:t>
       </w:r>
       <w:proofErr w:type="spellStart"/>
       <w:r>
+        <w:rPr>
+          <w:b/>
+          <w:bCs/>
+          <w:u w:val="single"/>
+        </w:rPr>
         <w:t>usa</w:t>
       </w:r>
       <w:proofErr w:type="spellEnd"/>
       <w:r>
+        <w:rPr>
+          <w:b/>
+          <w:bCs/>
+          <w:u w:val="single"/>
+        </w:rPr>
         <w:t xml:space="preserve"> </w:t>
       </w:r>
       <w:proofErr w:type="spellStart"/>
       <w:r>
+        <w:rPr>
+          <w:b/>
+          <w:bCs/>
+          <w:u w:val="single"/>
+        </w:rPr>
         <w:t>linguagem</w:t>
       </w:r>
       <w:proofErr w:type="spellEnd"/>
       <w:r>
+        <w:rPr>
+          <w:b/>
+          <w:bCs/>
+          <w:u w:val="single"/>
+        </w:rPr>
         <w:t xml:space="preserve"> </w:t>
       </w:r>
       <w:proofErr w:type="spellStart"/>
       <w:r>
+        <w:rPr>
+          <w:b/>
+          <w:bCs/>
+          <w:u w:val="single"/>
+        </w:rPr>
         <w:t>compilada</w:t>
       </w:r>
       <w:proofErr w:type="spellEnd"/>
       <w:r>
+        <w:rPr>
+          <w:b/>
+          <w:bCs/>
+          <w:u w:val="single"/>
+        </w:rPr>
         <w:t xml:space="preserve">, o </w:t>
       </w:r>
       <w:proofErr w:type="spellStart"/>
       <w:r>
+        <w:rPr>
+          <w:b/>
+          <w:bCs/>
+          <w:u w:val="single"/>
+        </w:rPr>
         <w:t>servidor</w:t>
       </w:r>
       <w:proofErr w:type="spellEnd"/>
       <w:r>
+        <w:rPr>
+          <w:b/>
+          <w:bCs/>
+          <w:u w:val="single"/>
+        </w:rPr>
         <w:t xml:space="preserve"> </w:t>
       </w:r>
       <w:proofErr w:type="spellStart"/>
       <w:r>
+        <w:rPr>
+          <w:b/>
+          <w:bCs/>
+          <w:u w:val="single"/>
+        </w:rPr>
         <w:t>usa</w:t>
       </w:r>
       <w:proofErr w:type="spellEnd"/>
       <w:r>
+        <w:rPr>
+          <w:b/>
+          <w:bCs/>
+          <w:u w:val="single"/>
+        </w:rPr>
         <w:t xml:space="preserve"> </w:t>
       </w:r>
       <w:proofErr w:type="spellStart"/>
       <w:r>
+        <w:rPr>
+          <w:b/>
+          <w:bCs/>
+          <w:u w:val="single"/>
+        </w:rPr>
         <w:t>interpretada</w:t>
       </w:r>
       <w:proofErr w:type="spellEnd"/>
@@ -2847,7 +3438,7 @@
         <w:t>: ____</w:t>
       </w:r>
       <w:r>
-        <w:t>B</w:t>
+        <w:t>C</w:t>
       </w:r>
       <w:r>
         <w:t>___</w:t>
